--- a/thesis-final/arabic/SOTA_Report_v8-Chain_AR.docx
+++ b/thesis-final/arabic/SOTA_Report_v8-Chain_AR.docx
@@ -2015,7 +2015,7 @@
                 <w:szCs w:val="17"/>
                 <w:rtl/>
               </w:rPr>
-              <w:t xml:space="preserve">TLC-LEACH (2024) [7]، DL-HEED (2025) [8]، RL-ILEACH (2026) [9]</w:t>
+              <w:t xml:space="preserve">FTEC (2019) [10]</w:t>
             </w:r>
           </w:p>
         </w:tc>
@@ -2049,7 +2049,7 @@
                 <w:szCs w:val="17"/>
                 <w:rtl/>
               </w:rPr>
-              <w:t xml:space="preserve">شبكات بمستويين؛ ذكاء اصطناعي؛ تعلّم بالتجربة</w:t>
+              <w:t xml:space="preserve">clustering مبني على HEED ومعاه CH احتياطي (backup) لو الأساسي مات</w:t>
             </w:r>
           </w:p>
         </w:tc>
@@ -2083,6 +2083,429 @@
                 <w:szCs w:val="17"/>
                 <w:rtl/>
               </w:rPr>
+              <w:t xml:space="preserve">بيستحمل موت الـ CH</w:t>
+            </w:r>
+          </w:p>
+        </w:tc>
+        <w:tc>
+          <w:tcPr>
+            <w:tcW w:type="dxa" w:w="2938"/>
+            <w:tcBorders>
+              <w:top w:val="single" w:color="D0CFC6" w:sz="4"/>
+              <w:left w:val="single" w:color="D0CFC6" w:sz="4"/>
+              <w:bottom w:val="single" w:color="D0CFC6" w:sz="4"/>
+              <w:right w:val="single" w:color="D0CFC6" w:sz="4"/>
+            </w:tcBorders>
+            <w:shd w:fill="EDEDE5" w:color="auto" w:val="clear"/>
+            <w:tcMar>
+              <w:top w:type="dxa" w:w="50"/>
+              <w:left w:type="dxa" w:w="90"/>
+              <w:bottom w:type="dxa" w:w="50"/>
+              <w:right w:type="dxa" w:w="90"/>
+            </w:tcMar>
+          </w:tcPr>
+          <w:p>
+            <w:pPr>
+              <w:bidi/>
+              <w:jc w:val="right"/>
+            </w:pPr>
+            <w:r>
+              <w:rPr>
+                <w:rFonts w:ascii="Arial" w:cs="Arial" w:eastAsia="Arial" w:hAnsi="Arial"/>
+                <w:color w:val="323232"/>
+                <w:sz w:val="17"/>
+                <w:szCs w:val="17"/>
+                <w:rtl/>
+              </w:rPr>
+              <w:t xml:space="preserve">مفيش إعادة استخدام للـ clusters ولا توصيل بيقرر حسب الطاقة</w:t>
+            </w:r>
+          </w:p>
+        </w:tc>
+      </w:tr>
+      <w:tr>
+        <w:trPr>
+          <w:cantSplit/>
+        </w:trPr>
+        <w:tc>
+          <w:tcPr>
+            <w:tcW w:type="dxa" w:w="1900"/>
+            <w:tcBorders>
+              <w:top w:val="single" w:color="D0CFC6" w:sz="4"/>
+              <w:left w:val="single" w:color="D0CFC6" w:sz="4"/>
+              <w:bottom w:val="single" w:color="D0CFC6" w:sz="4"/>
+              <w:right w:val="single" w:color="D0CFC6" w:sz="4"/>
+            </w:tcBorders>
+            <w:shd w:fill="FFFFFF" w:color="auto" w:val="clear"/>
+            <w:tcMar>
+              <w:top w:type="dxa" w:w="50"/>
+              <w:left w:type="dxa" w:w="90"/>
+              <w:bottom w:type="dxa" w:w="50"/>
+              <w:right w:type="dxa" w:w="90"/>
+            </w:tcMar>
+          </w:tcPr>
+          <w:p>
+            <w:pPr>
+              <w:bidi/>
+              <w:jc w:val="right"/>
+            </w:pPr>
+            <w:r>
+              <w:rPr>
+                <w:rFonts w:ascii="Arial" w:cs="Arial" w:eastAsia="Arial" w:hAnsi="Arial"/>
+                <w:color w:val="323232"/>
+                <w:sz w:val="17"/>
+                <w:szCs w:val="17"/>
+                <w:rtl/>
+              </w:rPr>
+              <w:t xml:space="preserve">مراجعة تغيير الـ CH (2022) [11]</w:t>
+            </w:r>
+          </w:p>
+        </w:tc>
+        <w:tc>
+          <w:tcPr>
+            <w:tcW w:type="dxa" w:w="2900"/>
+            <w:tcBorders>
+              <w:top w:val="single" w:color="D0CFC6" w:sz="4"/>
+              <w:left w:val="single" w:color="D0CFC6" w:sz="4"/>
+              <w:bottom w:val="single" w:color="D0CFC6" w:sz="4"/>
+              <w:right w:val="single" w:color="D0CFC6" w:sz="4"/>
+            </w:tcBorders>
+            <w:shd w:fill="FFFFFF" w:color="auto" w:val="clear"/>
+            <w:tcMar>
+              <w:top w:type="dxa" w:w="50"/>
+              <w:left w:type="dxa" w:w="90"/>
+              <w:bottom w:type="dxa" w:w="50"/>
+              <w:right w:type="dxa" w:w="90"/>
+            </w:tcMar>
+          </w:tcPr>
+          <w:p>
+            <w:pPr>
+              <w:bidi/>
+              <w:jc w:val="right"/>
+            </w:pPr>
+            <w:r>
+              <w:rPr>
+                <w:rFonts w:ascii="Arial" w:cs="Arial" w:eastAsia="Arial" w:hAnsi="Arial"/>
+                <w:color w:val="323232"/>
+                <w:sz w:val="17"/>
+                <w:szCs w:val="17"/>
+                <w:rtl/>
+              </w:rPr>
+              <w:t xml:space="preserve">بحث بيجمع طرق تغيير الـ CH لما طاقته توصل لحد معين</w:t>
+            </w:r>
+          </w:p>
+        </w:tc>
+        <w:tc>
+          <w:tcPr>
+            <w:tcW w:type="dxa" w:w="1900"/>
+            <w:tcBorders>
+              <w:top w:val="single" w:color="D0CFC6" w:sz="4"/>
+              <w:left w:val="single" w:color="D0CFC6" w:sz="4"/>
+              <w:bottom w:val="single" w:color="D0CFC6" w:sz="4"/>
+              <w:right w:val="single" w:color="D0CFC6" w:sz="4"/>
+            </w:tcBorders>
+            <w:shd w:fill="FFFFFF" w:color="auto" w:val="clear"/>
+            <w:tcMar>
+              <w:top w:type="dxa" w:w="50"/>
+              <w:left w:type="dxa" w:w="90"/>
+              <w:bottom w:type="dxa" w:w="50"/>
+              <w:right w:type="dxa" w:w="90"/>
+            </w:tcMar>
+          </w:tcPr>
+          <w:p>
+            <w:pPr>
+              <w:bidi/>
+              <w:jc w:val="right"/>
+            </w:pPr>
+            <w:r>
+              <w:rPr>
+                <w:rFonts w:ascii="Arial" w:cs="Arial" w:eastAsia="Arial" w:hAnsi="Arial"/>
+                <w:color w:val="323232"/>
+                <w:sz w:val="17"/>
+                <w:szCs w:val="17"/>
+                <w:rtl/>
+              </w:rPr>
+              <w:t xml:space="preserve">بيوضح إن تسليم الـ CH قبل ما يخلص فكرة معروفة</w:t>
+            </w:r>
+          </w:p>
+        </w:tc>
+        <w:tc>
+          <w:tcPr>
+            <w:tcW w:type="dxa" w:w="2938"/>
+            <w:tcBorders>
+              <w:top w:val="single" w:color="D0CFC6" w:sz="4"/>
+              <w:left w:val="single" w:color="D0CFC6" w:sz="4"/>
+              <w:bottom w:val="single" w:color="D0CFC6" w:sz="4"/>
+              <w:right w:val="single" w:color="D0CFC6" w:sz="4"/>
+            </w:tcBorders>
+            <w:shd w:fill="FFFFFF" w:color="auto" w:val="clear"/>
+            <w:tcMar>
+              <w:top w:type="dxa" w:w="50"/>
+              <w:left w:type="dxa" w:w="90"/>
+              <w:bottom w:type="dxa" w:w="50"/>
+              <w:right w:type="dxa" w:w="90"/>
+            </w:tcMar>
+          </w:tcPr>
+          <w:p>
+            <w:pPr>
+              <w:bidi/>
+              <w:jc w:val="right"/>
+            </w:pPr>
+            <w:r>
+              <w:rPr>
+                <w:rFonts w:ascii="Arial" w:cs="Arial" w:eastAsia="Arial" w:hAnsi="Arial"/>
+                <w:color w:val="323232"/>
+                <w:sz w:val="17"/>
+                <w:szCs w:val="17"/>
+                <w:rtl/>
+              </w:rPr>
+              <w:t xml:space="preserve">مراجعة بس، مش بروتوكول كامل</w:t>
+            </w:r>
+          </w:p>
+        </w:tc>
+      </w:tr>
+      <w:tr>
+        <w:trPr>
+          <w:cantSplit/>
+        </w:trPr>
+        <w:tc>
+          <w:tcPr>
+            <w:tcW w:type="dxa" w:w="1900"/>
+            <w:tcBorders>
+              <w:top w:val="single" w:color="D0CFC6" w:sz="4"/>
+              <w:left w:val="single" w:color="D0CFC6" w:sz="4"/>
+              <w:bottom w:val="single" w:color="D0CFC6" w:sz="4"/>
+              <w:right w:val="single" w:color="D0CFC6" w:sz="4"/>
+            </w:tcBorders>
+            <w:shd w:fill="EDEDE5" w:color="auto" w:val="clear"/>
+            <w:tcMar>
+              <w:top w:type="dxa" w:w="50"/>
+              <w:left w:type="dxa" w:w="90"/>
+              <w:bottom w:type="dxa" w:w="50"/>
+              <w:right w:type="dxa" w:w="90"/>
+            </w:tcMar>
+          </w:tcPr>
+          <w:p>
+            <w:pPr>
+              <w:bidi/>
+              <w:jc w:val="right"/>
+            </w:pPr>
+            <w:r>
+              <w:rPr>
+                <w:rFonts w:ascii="Arial" w:cs="Arial" w:eastAsia="Arial" w:hAnsi="Arial"/>
+                <w:color w:val="323232"/>
+                <w:sz w:val="17"/>
+                <w:szCs w:val="17"/>
+                <w:rtl/>
+              </w:rPr>
+              <w:t xml:space="preserve">EEUC (2005) [12]، EAUCA (2021) [13]</w:t>
+            </w:r>
+          </w:p>
+        </w:tc>
+        <w:tc>
+          <w:tcPr>
+            <w:tcW w:type="dxa" w:w="2900"/>
+            <w:tcBorders>
+              <w:top w:val="single" w:color="D0CFC6" w:sz="4"/>
+              <w:left w:val="single" w:color="D0CFC6" w:sz="4"/>
+              <w:bottom w:val="single" w:color="D0CFC6" w:sz="4"/>
+              <w:right w:val="single" w:color="D0CFC6" w:sz="4"/>
+            </w:tcBorders>
+            <w:shd w:fill="EDEDE5" w:color="auto" w:val="clear"/>
+            <w:tcMar>
+              <w:top w:type="dxa" w:w="50"/>
+              <w:left w:type="dxa" w:w="90"/>
+              <w:bottom w:type="dxa" w:w="50"/>
+              <w:right w:type="dxa" w:w="90"/>
+            </w:tcMar>
+          </w:tcPr>
+          <w:p>
+            <w:pPr>
+              <w:bidi/>
+              <w:jc w:val="right"/>
+            </w:pPr>
+            <w:r>
+              <w:rPr>
+                <w:rFonts w:ascii="Arial" w:cs="Arial" w:eastAsia="Arial" w:hAnsi="Arial"/>
+                <w:color w:val="323232"/>
+                <w:sz w:val="17"/>
+                <w:szCs w:val="17"/>
+                <w:rtl/>
+              </w:rPr>
+              <w:t xml:space="preserve">clusters بأحجام مختلفة، والـ CHs بتوصّل لبعض لحد الـ BS (multi-hop)</w:t>
+            </w:r>
+          </w:p>
+        </w:tc>
+        <w:tc>
+          <w:tcPr>
+            <w:tcW w:type="dxa" w:w="1900"/>
+            <w:tcBorders>
+              <w:top w:val="single" w:color="D0CFC6" w:sz="4"/>
+              <w:left w:val="single" w:color="D0CFC6" w:sz="4"/>
+              <w:bottom w:val="single" w:color="D0CFC6" w:sz="4"/>
+              <w:right w:val="single" w:color="D0CFC6" w:sz="4"/>
+            </w:tcBorders>
+            <w:shd w:fill="EDEDE5" w:color="auto" w:val="clear"/>
+            <w:tcMar>
+              <w:top w:type="dxa" w:w="50"/>
+              <w:left w:type="dxa" w:w="90"/>
+              <w:bottom w:type="dxa" w:w="50"/>
+              <w:right w:type="dxa" w:w="90"/>
+            </w:tcMar>
+          </w:tcPr>
+          <w:p>
+            <w:pPr>
+              <w:bidi/>
+              <w:jc w:val="right"/>
+            </w:pPr>
+            <w:r>
+              <w:rPr>
+                <w:rFonts w:ascii="Arial" w:cs="Arial" w:eastAsia="Arial" w:hAnsi="Arial"/>
+                <w:color w:val="323232"/>
+                <w:sz w:val="17"/>
+                <w:szCs w:val="17"/>
+                <w:rtl/>
+              </w:rPr>
+              <w:t xml:space="preserve">بيوزع الحمل قريب من الـ BS</w:t>
+            </w:r>
+          </w:p>
+        </w:tc>
+        <w:tc>
+          <w:tcPr>
+            <w:tcW w:type="dxa" w:w="2938"/>
+            <w:tcBorders>
+              <w:top w:val="single" w:color="D0CFC6" w:sz="4"/>
+              <w:left w:val="single" w:color="D0CFC6" w:sz="4"/>
+              <w:bottom w:val="single" w:color="D0CFC6" w:sz="4"/>
+              <w:right w:val="single" w:color="D0CFC6" w:sz="4"/>
+            </w:tcBorders>
+            <w:shd w:fill="EDEDE5" w:color="auto" w:val="clear"/>
+            <w:tcMar>
+              <w:top w:type="dxa" w:w="50"/>
+              <w:left w:type="dxa" w:w="90"/>
+              <w:bottom w:type="dxa" w:w="50"/>
+              <w:right w:type="dxa" w:w="90"/>
+            </w:tcMar>
+          </w:tcPr>
+          <w:p>
+            <w:pPr>
+              <w:bidi/>
+              <w:jc w:val="right"/>
+            </w:pPr>
+            <w:r>
+              <w:rPr>
+                <w:rFonts w:ascii="Arial" w:cs="Arial" w:eastAsia="Arial" w:hAnsi="Arial"/>
+                <w:color w:val="323232"/>
+                <w:sz w:val="17"/>
+                <w:szCs w:val="17"/>
+                <w:rtl/>
+              </w:rPr>
+              <w:t xml:space="preserve">مفيش حماية من موت الـ CH، والتوصيل مش بيتقرر باختبار طاقة كل round</w:t>
+            </w:r>
+          </w:p>
+        </w:tc>
+      </w:tr>
+      <w:tr>
+        <w:trPr>
+          <w:cantSplit/>
+        </w:trPr>
+        <w:tc>
+          <w:tcPr>
+            <w:tcW w:type="dxa" w:w="1900"/>
+            <w:tcBorders>
+              <w:top w:val="single" w:color="D0CFC6" w:sz="4"/>
+              <w:left w:val="single" w:color="D0CFC6" w:sz="4"/>
+              <w:bottom w:val="single" w:color="D0CFC6" w:sz="4"/>
+              <w:right w:val="single" w:color="D0CFC6" w:sz="4"/>
+            </w:tcBorders>
+            <w:shd w:fill="FFFFFF" w:color="auto" w:val="clear"/>
+            <w:tcMar>
+              <w:top w:type="dxa" w:w="50"/>
+              <w:left w:type="dxa" w:w="90"/>
+              <w:bottom w:type="dxa" w:w="50"/>
+              <w:right w:type="dxa" w:w="90"/>
+            </w:tcMar>
+          </w:tcPr>
+          <w:p>
+            <w:pPr>
+              <w:bidi/>
+              <w:jc w:val="right"/>
+            </w:pPr>
+            <w:r>
+              <w:rPr>
+                <w:rFonts w:ascii="Arial" w:cs="Arial" w:eastAsia="Arial" w:hAnsi="Arial"/>
+                <w:color w:val="323232"/>
+                <w:sz w:val="17"/>
+                <w:szCs w:val="17"/>
+                <w:rtl/>
+              </w:rPr>
+              <w:t xml:space="preserve">TLC-LEACH (2024) [7]، DL-HEED (2025) [8]، RL-ILEACH (2026) [9]</w:t>
+            </w:r>
+          </w:p>
+        </w:tc>
+        <w:tc>
+          <w:tcPr>
+            <w:tcW w:type="dxa" w:w="2900"/>
+            <w:tcBorders>
+              <w:top w:val="single" w:color="D0CFC6" w:sz="4"/>
+              <w:left w:val="single" w:color="D0CFC6" w:sz="4"/>
+              <w:bottom w:val="single" w:color="D0CFC6" w:sz="4"/>
+              <w:right w:val="single" w:color="D0CFC6" w:sz="4"/>
+            </w:tcBorders>
+            <w:shd w:fill="FFFFFF" w:color="auto" w:val="clear"/>
+            <w:tcMar>
+              <w:top w:type="dxa" w:w="50"/>
+              <w:left w:type="dxa" w:w="90"/>
+              <w:bottom w:type="dxa" w:w="50"/>
+              <w:right w:type="dxa" w:w="90"/>
+            </w:tcMar>
+          </w:tcPr>
+          <w:p>
+            <w:pPr>
+              <w:bidi/>
+              <w:jc w:val="right"/>
+            </w:pPr>
+            <w:r>
+              <w:rPr>
+                <w:rFonts w:ascii="Arial" w:cs="Arial" w:eastAsia="Arial" w:hAnsi="Arial"/>
+                <w:color w:val="323232"/>
+                <w:sz w:val="17"/>
+                <w:szCs w:val="17"/>
+                <w:rtl/>
+              </w:rPr>
+              <w:t xml:space="preserve">شبكات بمستويين؛ ذكاء اصطناعي؛ تعلّم بالتجربة</w:t>
+            </w:r>
+          </w:p>
+        </w:tc>
+        <w:tc>
+          <w:tcPr>
+            <w:tcW w:type="dxa" w:w="1900"/>
+            <w:tcBorders>
+              <w:top w:val="single" w:color="D0CFC6" w:sz="4"/>
+              <w:left w:val="single" w:color="D0CFC6" w:sz="4"/>
+              <w:bottom w:val="single" w:color="D0CFC6" w:sz="4"/>
+              <w:right w:val="single" w:color="D0CFC6" w:sz="4"/>
+            </w:tcBorders>
+            <w:shd w:fill="FFFFFF" w:color="auto" w:val="clear"/>
+            <w:tcMar>
+              <w:top w:type="dxa" w:w="50"/>
+              <w:left w:type="dxa" w:w="90"/>
+              <w:bottom w:type="dxa" w:w="50"/>
+              <w:right w:type="dxa" w:w="90"/>
+            </w:tcMar>
+          </w:tcPr>
+          <w:p>
+            <w:pPr>
+              <w:bidi/>
+              <w:jc w:val="right"/>
+            </w:pPr>
+            <w:r>
+              <w:rPr>
+                <w:rFonts w:ascii="Arial" w:cs="Arial" w:eastAsia="Arial" w:hAnsi="Arial"/>
+                <w:color w:val="323232"/>
+                <w:sz w:val="17"/>
+                <w:szCs w:val="17"/>
+                <w:rtl/>
+              </w:rPr>
               <w:t xml:space="preserve">تحسينات متخصصة</w:t>
             </w:r>
           </w:p>
@@ -2096,7 +2519,7 @@
               <w:bottom w:val="single" w:color="D0CFC6" w:sz="4"/>
               <w:right w:val="single" w:color="D0CFC6" w:sz="4"/>
             </w:tcBorders>
-            <w:shd w:fill="EDEDE5" w:color="auto" w:val="clear"/>
+            <w:shd w:fill="FFFFFF" w:color="auto" w:val="clear"/>
             <w:tcMar>
               <w:top w:type="dxa" w:w="50"/>
               <w:left w:type="dxa" w:w="90"/>
@@ -2166,7 +2589,7 @@
           <w:szCs w:val="22"/>
           <w:rtl/>
         </w:rPr>
-        <w:t xml:space="preserve">كل بحث حسّن جزء واحد من المشكلة. محدش جمع الأربعة مع بعض: (1) اختيار CH حسب الطاقة وعدد الجيران، (2) إعادة استخدام الـ clusters كذا round عشان نوفّر رسايل، (3) التعامل مع موت الـ CH، (4) توصيل بين الـ CHs بيتأقلم حسب مكان الـ BS. البروتوكول المقترح بيجمع الأربعة.</w:t>
+        <w:t xml:space="preserve">كل بحث حسّن جزء واحد من المشكلة. محدش جمع الأربعة مع بعض: (1) اختيار CH حسب الطاقة وعدد الجيران، (2) إعادة استخدام الـ clusters كذا round عشان نوفّر رسايل، (3) التعامل مع موت الـ CH، (4) توصيل بين الـ CHs بيتأقلم حسب مكان الـ BS. البروتوكول المقترح بيجمع الأربعة. وكل آلية لوحدها موجودة في الأبحاث (الـ CH الاحتياطي [10]، تسليم الـ CH قبل ما يخلص [11]، التوصيل multi-hop [12، 13])، الجديد هو إنها اتجمعت مع بعض، وإن كل خطوة توصيل بتتقرر باختبار طاقة كل round، وإن التقييم اتعمل خطوة بخطوة بنفس نموذج الراديو ثنائي الميل لكل البروتوكولات [14].</w:t>
       </w:r>
     </w:p>
     <w:p>
@@ -16052,6 +16475,150 @@
         <w:t xml:space="preserve">El-Sayed, Abd-Elgaber and Refaay, “An Intelligent RL Enhanced Improved LEACH Protocol for Prolonging WSN Lifetime,” Scientific Reports, 2026.</w:t>
       </w:r>
     </w:p>
+    <w:p>
+      <w:pPr>
+        <w:spacing w:after="80"/>
+        <w:jc w:val="left"/>
+      </w:pPr>
+      <w:r>
+        <w:rPr>
+          <w:rFonts w:ascii="Arial" w:cs="Arial" w:eastAsia="Arial" w:hAnsi="Arial"/>
+          <w:b/>
+          <w:bCs/>
+          <w:sz w:val="19"/>
+          <w:szCs w:val="19"/>
+        </w:rPr>
+        <w:t xml:space="preserve">[10] </w:t>
+      </w:r>
+      <w:r>
+        <w:rPr>
+          <w:rFonts w:ascii="Arial" w:cs="Arial" w:eastAsia="Arial" w:hAnsi="Arial"/>
+          <w:sz w:val="19"/>
+          <w:szCs w:val="19"/>
+        </w:rPr>
+        <w:t xml:space="preserve">J. Jassbi and S. Moridi, “Fault Tolerance and Energy Efficient Clustering Algorithm in Wireless Sensor Networks: FTEC,” Wireless Personal Communications, 2019. doi:10.1007/s11277-019-06281-6</w:t>
+      </w:r>
+    </w:p>
+    <w:p>
+      <w:pPr>
+        <w:spacing w:after="80"/>
+        <w:jc w:val="left"/>
+      </w:pPr>
+      <w:r>
+        <w:rPr>
+          <w:rFonts w:ascii="Arial" w:cs="Arial" w:eastAsia="Arial" w:hAnsi="Arial"/>
+          <w:b/>
+          <w:bCs/>
+          <w:sz w:val="19"/>
+          <w:szCs w:val="19"/>
+        </w:rPr>
+        <w:t xml:space="preserve">[11] </w:t>
+      </w:r>
+      <w:r>
+        <w:rPr>
+          <w:rFonts w:ascii="Arial" w:cs="Arial" w:eastAsia="Arial" w:hAnsi="Arial"/>
+          <w:sz w:val="19"/>
+          <w:szCs w:val="19"/>
+        </w:rPr>
+        <w:t xml:space="preserve">R. Pachlor, D. Shrimankar, K. K. Nagwanshi and M. Paliwal, “Cluster-Head Rotation Approaches in Sensor Networks: A Review,” arXiv:2206.08892, 2022.</w:t>
+      </w:r>
+    </w:p>
+    <w:p>
+      <w:pPr>
+        <w:spacing w:after="80"/>
+        <w:jc w:val="left"/>
+      </w:pPr>
+      <w:r>
+        <w:rPr>
+          <w:rFonts w:ascii="Arial" w:cs="Arial" w:eastAsia="Arial" w:hAnsi="Arial"/>
+          <w:b/>
+          <w:bCs/>
+          <w:sz w:val="19"/>
+          <w:szCs w:val="19"/>
+        </w:rPr>
+        <w:t xml:space="preserve">[12] </w:t>
+      </w:r>
+      <w:r>
+        <w:rPr>
+          <w:rFonts w:ascii="Arial" w:cs="Arial" w:eastAsia="Arial" w:hAnsi="Arial"/>
+          <w:sz w:val="19"/>
+          <w:szCs w:val="19"/>
+        </w:rPr>
+        <w:t xml:space="preserve">C. Li, M. Ye, G. Chen and J. Wu, “An Energy-Efficient Unequal Clustering Mechanism for Wireless Sensor Networks,” Proc. IEEE MASS, 2005.</w:t>
+      </w:r>
+    </w:p>
+    <w:p>
+      <w:pPr>
+        <w:spacing w:after="80"/>
+        <w:jc w:val="left"/>
+      </w:pPr>
+      <w:r>
+        <w:rPr>
+          <w:rFonts w:ascii="Arial" w:cs="Arial" w:eastAsia="Arial" w:hAnsi="Arial"/>
+          <w:b/>
+          <w:bCs/>
+          <w:sz w:val="19"/>
+          <w:szCs w:val="19"/>
+        </w:rPr>
+        <w:t xml:space="preserve">[13] </w:t>
+      </w:r>
+      <w:r>
+        <w:rPr>
+          <w:rFonts w:ascii="Arial" w:cs="Arial" w:eastAsia="Arial" w:hAnsi="Arial"/>
+          <w:sz w:val="19"/>
+          <w:szCs w:val="19"/>
+        </w:rPr>
+        <w:t xml:space="preserve">V. Chauhan and S. Soni, “Energy Aware Unequal Clustering Algorithm with Multi-hop Routing via Low Degree Relay Nodes for Wireless Sensor Networks,” J. Ambient Intelligence and Humanized Computing, vol. 12, pp. 2469–2482, 2021. doi:10.1007/s12652-020-02385-1</w:t>
+      </w:r>
+    </w:p>
+    <w:p>
+      <w:pPr>
+        <w:spacing w:after="80"/>
+        <w:jc w:val="left"/>
+      </w:pPr>
+      <w:r>
+        <w:rPr>
+          <w:rFonts w:ascii="Arial" w:cs="Arial" w:eastAsia="Arial" w:hAnsi="Arial"/>
+          <w:b/>
+          <w:bCs/>
+          <w:sz w:val="19"/>
+          <w:szCs w:val="19"/>
+        </w:rPr>
+        <w:t xml:space="preserve">[14] </w:t>
+      </w:r>
+      <w:r>
+        <w:rPr>
+          <w:rFonts w:ascii="Arial" w:cs="Arial" w:eastAsia="Arial" w:hAnsi="Arial"/>
+          <w:sz w:val="19"/>
+          <w:szCs w:val="19"/>
+        </w:rPr>
+        <w:t xml:space="preserve">W. B. Heinzelman, A. P. Chandrakasan and H. Balakrishnan, “An Application-Specific Protocol Architecture for Wireless Microsensor Networks,” IEEE Trans. Wireless Communications, 2002.</w:t>
+      </w:r>
+    </w:p>
+    <w:p>
+      <w:pPr>
+        <w:spacing w:after="80"/>
+        <w:jc w:val="left"/>
+      </w:pPr>
+      <w:r>
+        <w:rPr>
+          <w:rFonts w:ascii="Arial" w:cs="Arial" w:eastAsia="Arial" w:hAnsi="Arial"/>
+          <w:b/>
+          <w:bCs/>
+          <w:sz w:val="19"/>
+          <w:szCs w:val="19"/>
+        </w:rPr>
+        <w:t xml:space="preserve">[15] </w:t>
+      </w:r>
+      <w:r>
+        <w:rPr>
+          <w:rFonts w:ascii="Arial" w:cs="Arial" w:eastAsia="Arial" w:hAnsi="Arial"/>
+          <w:sz w:val="19"/>
+          <w:szCs w:val="19"/>
+        </w:rPr>
+        <w:t xml:space="preserve">ns-3 Network Simulator, release 3.41, https://www.nsnam.org</w:t>
+      </w:r>
+    </w:p>
     <w:sectPr>
       <w:footerReference w:type="default" r:id="rId7"/>
       <w:pgSz w:w="11906" w:h="16838" w:orient="portrait"/>

--- a/thesis-final/arabic/SOTA_Report_v8-Chain_AR.docx
+++ b/thesis-final/arabic/SOTA_Report_v8-Chain_AR.docx
@@ -196,7 +196,7 @@
                 <w:szCs w:val="21"/>
                 <w:rtl/>
               </w:rPr>
-              <w:t xml:space="preserve">FND 2621 وHND 2711 وLND 2756 round، وPDR 99.27%. ده أطول وقت قبل موت أول نود في كل البروتوكولات اللي اتجربت. والـ PDR أعلى من أي بروتوكول عمره قريب منه (H-LEACH المحسّن: 97.33%، وv7: 98.43%). HEED وSH-LEACH بس اللي بيوصّلوا أكتر شوية (99.7–99.8%)، بس أول نود فيهم بيموت قبلنا بـ 1,200 لـ 2,300 round.</w:t>
+              <w:t xml:space="preserve">FND 2621 وHND 2711 وLND 2756 round، وPDR 99.27%. ده أطول وقت قبل موت أول نود في كل البروتوكولات اللي اتجربت. والـ PDR أعلى من أي بروتوكول أول نود فيه بتعيش بعد round 2000 (H-LEACH المحسّن: 97.33%، وEECH-HEED مع الـ sensing: 92.14%). LEACH وPEGASIS وHEED وSH-LEACH المحسّن بيوصّلوا أكتر شوية (99.40–99.79%)، بس أول نود فيهم بتموت قبلنا بـ 1,200 لـ 2,000 round.</w:t>
             </w:r>
           </w:p>
           <w:p>
@@ -4294,7 +4294,7 @@
                 <w:szCs w:val="17"/>
                 <w:rtl/>
               </w:rPr>
-              <w:t xml:space="preserve">1321</w:t>
+              <w:t xml:space="preserve">1327</w:t>
             </w:r>
           </w:p>
         </w:tc>
@@ -4329,7 +4329,7 @@
                 <w:szCs w:val="17"/>
                 <w:rtl/>
               </w:rPr>
-              <w:t xml:space="preserve">1409</w:t>
+              <w:t xml:space="preserve">1383</w:t>
             </w:r>
           </w:p>
         </w:tc>
@@ -4364,7 +4364,7 @@
                 <w:szCs w:val="17"/>
                 <w:rtl/>
               </w:rPr>
-              <w:t xml:space="preserve">1626</w:t>
+              <w:t xml:space="preserve">1586</w:t>
             </w:r>
           </w:p>
         </w:tc>
@@ -4399,7 +4399,7 @@
                 <w:szCs w:val="17"/>
                 <w:rtl/>
               </w:rPr>
-              <w:t xml:space="preserve">1962</w:t>
+              <w:t xml:space="preserve">1842</w:t>
             </w:r>
           </w:p>
         </w:tc>
@@ -4434,7 +4434,7 @@
                 <w:szCs w:val="17"/>
                 <w:rtl/>
               </w:rPr>
-              <w:t xml:space="preserve">98.37%</w:t>
+              <w:t xml:space="preserve">99.40%</w:t>
             </w:r>
           </w:p>
         </w:tc>
@@ -4544,7 +4544,7 @@
                 <w:szCs w:val="17"/>
                 <w:rtl/>
               </w:rPr>
-              <w:t xml:space="preserve">1996</w:t>
+              <w:t xml:space="preserve">2259</w:t>
             </w:r>
           </w:p>
         </w:tc>
@@ -4579,7 +4579,7 @@
                 <w:szCs w:val="17"/>
                 <w:rtl/>
               </w:rPr>
-              <w:t xml:space="preserve">323</w:t>
+              <w:t xml:space="preserve">634</w:t>
             </w:r>
           </w:p>
         </w:tc>
@@ -4614,7 +4614,7 @@
                 <w:szCs w:val="17"/>
                 <w:rtl/>
               </w:rPr>
-              <w:t xml:space="preserve">570</w:t>
+              <w:t xml:space="preserve">1216</w:t>
             </w:r>
           </w:p>
         </w:tc>
@@ -4649,7 +4649,7 @@
                 <w:szCs w:val="17"/>
                 <w:rtl/>
               </w:rPr>
-              <w:t xml:space="preserve">1362</w:t>
+              <w:t xml:space="preserve">1883</w:t>
             </w:r>
           </w:p>
         </w:tc>
@@ -4684,7 +4684,7 @@
                 <w:szCs w:val="17"/>
                 <w:rtl/>
               </w:rPr>
-              <w:t xml:space="preserve">99.69%</w:t>
+              <w:t xml:space="preserve">99.68%</w:t>
             </w:r>
           </w:p>
         </w:tc>
@@ -4794,7 +4794,7 @@
                 <w:szCs w:val="17"/>
                 <w:rtl/>
               </w:rPr>
-              <w:t xml:space="preserve">2167</w:t>
+              <w:t xml:space="preserve">2186</w:t>
             </w:r>
           </w:p>
         </w:tc>
@@ -4864,7 +4864,7 @@
                 <w:szCs w:val="17"/>
                 <w:rtl/>
               </w:rPr>
-              <w:t xml:space="preserve">2353</w:t>
+              <w:t xml:space="preserve">2352</w:t>
             </w:r>
           </w:p>
         </w:tc>
@@ -4899,7 +4899,7 @@
                 <w:szCs w:val="17"/>
                 <w:rtl/>
               </w:rPr>
-              <w:t xml:space="preserve">2887</w:t>
+              <w:t xml:space="preserve">3504</w:t>
             </w:r>
           </w:p>
         </w:tc>
@@ -4934,7 +4934,7 @@
                 <w:szCs w:val="17"/>
                 <w:rtl/>
               </w:rPr>
-              <w:t xml:space="preserve">98.67%</w:t>
+              <w:t xml:space="preserve">99.42%</w:t>
             </w:r>
           </w:p>
         </w:tc>
@@ -6509,7 +6509,7 @@
           <w:szCs w:val="22"/>
           <w:rtl/>
         </w:rPr>
-        <w:t xml:space="preserve">طلع مطابق لبحثه بفرق أقل من 2.3% في مقاييس العمر التلاتة. يعني الكود صح.</w:t>
+        <w:t xml:space="preserve">الـ LND طلع مطابق لبحثه بفرق 0.3%، والـ FND والـ HND بفرق أقل من 3.1%. وLEACH الـ LND بفرق 1.1%. يعني الكود صح. وHEED اشتغل بـ 500 نود زي البحث (البحث فيه رسومات بس).</w:t>
       </w:r>
     </w:p>
     <w:p>
@@ -6611,7 +6611,7 @@
           <w:szCs w:val="22"/>
           <w:rtl/>
         </w:rPr>
-        <w:t xml:space="preserve">أعلى اعتمادية (PDR 99.69%) بس أقصر عمر. السبب إن مفاوضاته المتكررة بتتدفع كل round.</w:t>
+        <w:t xml:space="preserve">الـ PDR عالي (99.68%) بس أول نود بتموت بدري جدًا (FND 634). السبب إن مفاوضاته المتكررة بتتدفع كل round.</w:t>
       </w:r>
     </w:p>
     <w:p>

--- a/thesis-final/arabic/SOTA_Report_v8-Chain_AR.docx
+++ b/thesis-final/arabic/SOTA_Report_v8-Chain_AR.docx
@@ -196,7 +196,7 @@
                 <w:szCs w:val="21"/>
                 <w:rtl/>
               </w:rPr>
-              <w:t xml:space="preserve">FND 2621 وHND 2711 وLND 2756 round، وPDR 99.27%. ده أطول وقت قبل موت أول نود في كل البروتوكولات اللي اتجربت. والـ PDR أعلى من أي بروتوكول أول نود فيه بتعيش بعد round 2000 (H-LEACH المحسّن: 97.33%، وEECH-HEED مع الـ sensing: 92.14%). LEACH وPEGASIS وHEED وSH-LEACH المحسّن بيوصّلوا أكتر شوية (99.40–99.79%)، بس أول نود فيهم بتموت قبلنا بـ 1,200 لـ 2,000 round.</w:t>
+              <w:t xml:space="preserve">FND 2621 وHND 2711 وLND 2756 round، وPDR 99.27%. ده أطول وقت قبل موت أول نود في كل البروتوكولات اللي اتجربت. (أحسن بروتوكول من اللي اتعاد بناؤهم: SH-LEACH المحسّن، FND 1480). والـ PDR أعلى من أي بروتوكول أول نود فيه بتعيش بعد round 2000. شوية بروتوكولات (LEACH وPEGASIS وHEED وH-LEACH وEECH-HEED) بيوصّلوا أكتر لحد 0.5 نقطة (99.30–99.74%)، بس أول نود فيهم بتموت قبلنا بـ 1,100 لـ 2,000 round.</w:t>
             </w:r>
           </w:p>
           <w:p>
@@ -498,7 +498,7 @@
           <w:szCs w:val="22"/>
           <w:rtl/>
         </w:rPr>
-        <w:t xml:space="preserve">تصليح بروتوكولين هجينين منشورين طلع إن طريقتهم زي ما هي مكتوبة ماينفعش تشتغل (H-LEACH كان واقف، وSH-LEACH بيعمل مضاعفة واحدة بس).</w:t>
+        <w:t xml:space="preserve">تصليح بروتوكولين هجينين منشورين طلع إن طريقتهم زي ما هي مكتوبة ماينفعش تشتغل (H-LEACH كان واقف، وSH-LEACH احتماله بيكبر على طول)، وكمان تصليح التناوب في EECH-HEED.</w:t>
       </w:r>
     </w:p>
     <w:p>
@@ -1626,7 +1626,7 @@
                 <w:szCs w:val="17"/>
                 <w:rtl/>
               </w:rPr>
-              <w:t xml:space="preserve">LEACH + مضاعفة الاحتمال بطريقة HEED</w:t>
+              <w:t xml:space="preserve">عتبة LEACH × نسبة الطاقة مع عدّاد لاختيارات الـ CH (معادلة 3)</w:t>
             </w:r>
           </w:p>
         </w:tc>
@@ -1660,7 +1660,7 @@
                 <w:szCs w:val="17"/>
                 <w:rtl/>
               </w:rPr>
-              <w:t xml:space="preserve">أول نود بيموت متأخر</w:t>
+              <w:t xml:space="preserve">بيوزّع دور الـ CH حسب الطاقة</w:t>
             </w:r>
           </w:p>
         </w:tc>
@@ -1694,7 +1694,7 @@
                 <w:szCs w:val="17"/>
                 <w:rtl/>
               </w:rPr>
-              <w:t xml:space="preserve">المعادلة بتعمل مضاعفة واحدة بس، ومفيش حل لموت الـ CH</w:t>
+              <w:t xml:space="preserve">رقم الـ round مابيتصفرش، فحوالي 29 CH كل round، ومفيش حل لموت الـ CH</w:t>
             </w:r>
           </w:p>
         </w:tc>
@@ -1942,7 +1942,7 @@
                 <w:szCs w:val="17"/>
                 <w:rtl/>
               </w:rPr>
-              <w:t xml:space="preserve">أطول عمر رقمي (عشان بيبعت أقل)</w:t>
+              <w:t xml:space="preserve">اختيار CH حسب المنطقة، ومابيبعتش غير لما القراءة تتغير فعلًا</w:t>
             </w:r>
           </w:p>
         </w:tc>
@@ -5044,7 +5044,7 @@
                 <w:szCs w:val="17"/>
                 <w:rtl/>
               </w:rPr>
-              <w:t xml:space="preserve">884</w:t>
+              <w:t xml:space="preserve">689</w:t>
             </w:r>
           </w:p>
         </w:tc>
@@ -5079,7 +5079,7 @@
                 <w:szCs w:val="17"/>
                 <w:rtl/>
               </w:rPr>
-              <w:t xml:space="preserve">1440</w:t>
+              <w:t xml:space="preserve">647</w:t>
             </w:r>
           </w:p>
         </w:tc>
@@ -5114,7 +5114,7 @@
                 <w:szCs w:val="17"/>
                 <w:rtl/>
               </w:rPr>
-              <w:t xml:space="preserve">1584</w:t>
+              <w:t xml:space="preserve">702</w:t>
             </w:r>
           </w:p>
         </w:tc>
@@ -5149,7 +5149,7 @@
                 <w:szCs w:val="17"/>
                 <w:rtl/>
               </w:rPr>
-              <w:t xml:space="preserve">1604</w:t>
+              <w:t xml:space="preserve">721</w:t>
             </w:r>
           </w:p>
         </w:tc>
@@ -5184,7 +5184,7 @@
                 <w:szCs w:val="17"/>
                 <w:rtl/>
               </w:rPr>
-              <w:t xml:space="preserve">99.17%</w:t>
+              <w:t xml:space="preserve">98.58%</w:t>
             </w:r>
           </w:p>
         </w:tc>
@@ -5333,7 +5333,7 @@
                 <w:szCs w:val="17"/>
                 <w:rtl/>
               </w:rPr>
-              <w:t xml:space="preserve">1247</w:t>
+              <w:t xml:space="preserve">1480</w:t>
             </w:r>
           </w:p>
         </w:tc>
@@ -5369,7 +5369,7 @@
                 <w:szCs w:val="17"/>
                 <w:rtl/>
               </w:rPr>
-              <w:t xml:space="preserve">1600</w:t>
+              <w:t xml:space="preserve">1542</w:t>
             </w:r>
           </w:p>
         </w:tc>
@@ -5405,7 +5405,7 @@
                 <w:szCs w:val="17"/>
                 <w:rtl/>
               </w:rPr>
-              <w:t xml:space="preserve">1649</w:t>
+              <w:t xml:space="preserve">1558</w:t>
             </w:r>
           </w:p>
         </w:tc>
@@ -5441,7 +5441,7 @@
                 <w:szCs w:val="17"/>
                 <w:rtl/>
               </w:rPr>
-              <w:t xml:space="preserve">99.79%</w:t>
+              <w:t xml:space="preserve">99.21%</w:t>
             </w:r>
           </w:p>
         </w:tc>
@@ -5551,7 +5551,7 @@
                 <w:szCs w:val="17"/>
                 <w:rtl/>
               </w:rPr>
-              <w:t xml:space="preserve">1210</w:t>
+              <w:t xml:space="preserve">1207</w:t>
             </w:r>
           </w:p>
         </w:tc>
@@ -5586,7 +5586,7 @@
                 <w:szCs w:val="17"/>
                 <w:rtl/>
               </w:rPr>
-              <w:t xml:space="preserve">2177</w:t>
+              <w:t xml:space="preserve">1384</w:t>
             </w:r>
           </w:p>
         </w:tc>
@@ -5621,7 +5621,7 @@
                 <w:szCs w:val="17"/>
                 <w:rtl/>
               </w:rPr>
-              <w:t xml:space="preserve">2255</w:t>
+              <w:t xml:space="preserve">1419</w:t>
             </w:r>
           </w:p>
         </w:tc>
@@ -5656,7 +5656,7 @@
                 <w:szCs w:val="17"/>
                 <w:rtl/>
               </w:rPr>
-              <w:t xml:space="preserve">2305</w:t>
+              <w:t xml:space="preserve">1434</w:t>
             </w:r>
           </w:p>
         </w:tc>
@@ -5691,7 +5691,7 @@
                 <w:szCs w:val="17"/>
                 <w:rtl/>
               </w:rPr>
-              <w:t xml:space="preserve">97.33%</w:t>
+              <w:t xml:space="preserve">99.30%</w:t>
             </w:r>
           </w:p>
         </w:tc>
@@ -5840,7 +5840,7 @@
                 <w:szCs w:val="17"/>
                 <w:rtl/>
               </w:rPr>
-              <w:t xml:space="preserve">2347</w:t>
+              <w:t xml:space="preserve">1473</w:t>
             </w:r>
           </w:p>
         </w:tc>
@@ -5876,7 +5876,7 @@
                 <w:szCs w:val="17"/>
                 <w:rtl/>
               </w:rPr>
-              <w:t xml:space="preserve">2449</w:t>
+              <w:t xml:space="preserve">1509</w:t>
             </w:r>
           </w:p>
         </w:tc>
@@ -5912,7 +5912,7 @@
                 <w:szCs w:val="17"/>
                 <w:rtl/>
               </w:rPr>
-              <w:t xml:space="preserve">2499</w:t>
+              <w:t xml:space="preserve">1525</w:t>
             </w:r>
           </w:p>
         </w:tc>
@@ -5948,7 +5948,7 @@
                 <w:szCs w:val="17"/>
                 <w:rtl/>
               </w:rPr>
-              <w:t xml:space="preserve">97.33%</w:t>
+              <w:t xml:space="preserve">99.36%</w:t>
             </w:r>
           </w:p>
         </w:tc>
@@ -6058,7 +6058,7 @@
                 <w:szCs w:val="17"/>
                 <w:rtl/>
               </w:rPr>
-              <w:t xml:space="preserve">1129</w:t>
+              <w:t xml:space="preserve">3783</w:t>
             </w:r>
           </w:p>
         </w:tc>
@@ -6093,7 +6093,7 @@
                 <w:szCs w:val="17"/>
                 <w:rtl/>
               </w:rPr>
-              <w:t xml:space="preserve">1653</w:t>
+              <w:t xml:space="preserve">1311</w:t>
             </w:r>
           </w:p>
         </w:tc>
@@ -6128,7 +6128,7 @@
                 <w:szCs w:val="17"/>
                 <w:rtl/>
               </w:rPr>
-              <w:t xml:space="preserve">2134</w:t>
+              <w:t xml:space="preserve">1382</w:t>
             </w:r>
           </w:p>
         </w:tc>
@@ -6163,7 +6163,7 @@
                 <w:szCs w:val="17"/>
                 <w:rtl/>
               </w:rPr>
-              <w:t xml:space="preserve">2184</w:t>
+              <w:t xml:space="preserve">1545</w:t>
             </w:r>
           </w:p>
         </w:tc>
@@ -6198,7 +6198,7 @@
                 <w:szCs w:val="17"/>
                 <w:rtl/>
               </w:rPr>
-              <w:t xml:space="preserve">91.68%</w:t>
+              <w:t xml:space="preserve">99.74%</w:t>
             </w:r>
           </w:p>
         </w:tc>
@@ -6347,7 +6347,7 @@
                 <w:szCs w:val="17"/>
                 <w:rtl/>
               </w:rPr>
-              <w:t xml:space="preserve">2502</w:t>
+              <w:t xml:space="preserve">1368</w:t>
             </w:r>
           </w:p>
         </w:tc>
@@ -6383,7 +6383,7 @@
                 <w:szCs w:val="17"/>
                 <w:rtl/>
               </w:rPr>
-              <w:t xml:space="preserve">3758</w:t>
+              <w:t xml:space="preserve">1385</w:t>
             </w:r>
           </w:p>
         </w:tc>
@@ -6419,7 +6419,7 @@
                 <w:szCs w:val="17"/>
                 <w:rtl/>
               </w:rPr>
-              <w:t xml:space="preserve">3808</w:t>
+              <w:t xml:space="preserve">1767</w:t>
             </w:r>
           </w:p>
         </w:tc>
@@ -6455,7 +6455,7 @@
                 <w:szCs w:val="17"/>
                 <w:rtl/>
               </w:rPr>
-              <w:t xml:space="preserve">92.14%</w:t>
+              <w:t xml:space="preserve">99.51%</w:t>
             </w:r>
           </w:p>
         </w:tc>
@@ -6543,7 +6543,7 @@
           <w:szCs w:val="22"/>
           <w:rtl/>
         </w:rPr>
-        <w:t xml:space="preserve">زي ما هو مكتوب في البحث، مابيختارش CH أبدًا. في الأول كل النودز طاقتها متساوية، فمحدش "أكبر" من المتوسط. اضطرينا نضيف حل احتياطي عشان يشتغل أصلًا. ولما خففنا الشرط لـ 0.8 × المتوسط، الشرط الذكي بقى هو اللي بيقرر فعلًا، وFND وHND وLND زادوا 7.8–8.6% من غير ما الـ PDR يقل.</w:t>
+        <w:t xml:space="preserve">زي ما هو مكتوب في البحث، مابيختارش CH أبدًا. في الأول كل النودز طاقتها متساوية، فمحدش "أكبر" من المتوسط. اضطرينا نضيف حل احتياطي عشان يشتغل أصلًا. ولما خلينا الشرط "أكبر من أو يساوي" المتوسط وضفنا مجموعة G بتاعة LEACH (كل نود تبقى CH مرة بس كل 10 rounds)، FND وHND وLND زادوا 6.3–6.4%.</w:t>
       </w:r>
     </w:p>
     <w:p>
@@ -6577,7 +6577,7 @@
           <w:szCs w:val="22"/>
           <w:rtl/>
         </w:rPr>
-        <w:t xml:space="preserve">كان بيضاعف الاحتمال مرة واحدة بدل ما يكرر المضاعفة زي HEED. لما صلحناها، HND وLND والـ PDR اتحسنوا، بس الـ FND قل: الـ clusters بقت أقل وأكبر، فكل CH بقى شايل حمل أكتر.</w:t>
+        <w:t xml:space="preserve">معادلة 3 بتضرب الاحتمال في رقم الـ round، والرقم ده مابيتصفرش، فحوالي 29 نود بيبقوا CH كل round. لما خلينا المعامل ده يلف كل 1/Cprob round (زي LEACH)، الـ FND طلع من 647 لـ 1480 (+129%) والـ LND من 721 لـ 1558.</w:t>
       </w:r>
     </w:p>
     <w:p>
@@ -6645,7 +6645,7 @@
           <w:szCs w:val="22"/>
           <w:rtl/>
         </w:rPr>
-        <w:t xml:space="preserve">أطول عمر رقمي، بس ده عشان نودزه بتبعت أقل من الأساس (مش بتبعت غير لما القراءة تتغير). عشان كده اتحط للمقارنة بس.</w:t>
+        <w:t xml:space="preserve">بنيناه من معادلاته (درجة النود في المنطقة 2، عتبة معادلة 6 بمجموعة G، الـ relay بيدفع طاقة التمرير، والـ sensing بتاع معادلة 7). في سيناريو البحث الـ FND بتاعه قريب من البحث بفرق حوالي 10%. في البيئة الموحّدة قفلنا الـ sensing لأنه بس بيخلي النودز تبعت أقل. هناك معادلة 5 بتدي نودز المنطقة 2 احتمال قريب من 1، فالتناوب بيبطل يشتغل. لما خلينا التناوب في المنطقة 2 على نسبة الـ 10% بتاعة البحث، الـ FND زاد 4.3% والـ LND زاد 14.4%. واتحط للمقارنة بس.</w:t>
       </w:r>
     </w:p>
     <w:p>
@@ -6657,7 +6657,7 @@
       <w:r>
         <w:drawing>
           <wp:inline distT="0" distB="0" distL="0" distR="0">
-            <wp:extent cx="5943600" cy="3350029"/>
+            <wp:extent cx="5943600" cy="3355258"/>
             <wp:effectExtent t="0" r="0" b="0" l="0"/>
             <wp:docPr id="1" name="fig/families.png" descr="fig/families.png" title="fig/families.png"/>
             <wp:cNvGraphicFramePr>
@@ -6682,7 +6682,7 @@
                   <pic:spPr bwMode="auto">
                     <a:xfrm>
                       <a:off x="0" y="0"/>
-                      <a:ext cx="5943600" cy="3350029"/>
+                      <a:ext cx="5943600" cy="3355258"/>
                     </a:xfrm>
                     <a:prstGeom prst="rect">
                       <a:avLst/>
